--- a/downloads/documents/04 Units/Unit 02 - Individual Growth and Life Readiness - Me, My Goals, My Money/Lesson 02.11 - Credit vs Debit and What Interest Costs.docx
+++ b/downloads/documents/04 Units/Unit 02 - Individual Growth and Life Readiness - Me, My Goals, My Money/Lesson 02.11 - Credit vs Debit and What Interest Costs.docx
@@ -353,7 +353,7 @@
         <w:t xml:space="preserve"> </w:t>
       </w:r>
       <w:r>
-        <w:t xml:space="preserve">for Turkish, Portuguese, and Spanish.</w:t>
+        <w:t xml:space="preserve">for Spanish.</w:t>
       </w:r>
     </w:p>
     <w:p>
@@ -1183,7 +1183,7 @@
         <w:pStyle w:val="Compact"/>
       </w:pPr>
       <w:r>
-        <w:t xml:space="preserve">ELL: the side-by-side chart has one picture per row; the words credit, debt, debit, interest, loan are on a card in English, Turkish, Portuguese, and Spanish (see</w:t>
+        <w:t xml:space="preserve">ELL: the side-by-side chart has one picture per row; the words credit, debt, debit, interest, loan are on a card in English and Spanish (see</w:t>
       </w:r>
       <w:r>
         <w:t xml:space="preserve"> </w:t>
@@ -1821,7 +1821,7 @@
     <w:sectPr>
       <w:headerReference w:type="default" r:id="rId9"/>
       <w:pgSz w:w="12240" w:h="15840"/>
-      <w:pgMar w:top="1440" w:bottom="1440" w:left="1440" w:right="1440" w:header="504"/>
+      <w:pgMar w:top="1296" w:bottom="1296" w:left="1296" w:right="1296" w:header="504"/>
     </w:sectPr>
   </w:body>
 </w:document>

--- a/downloads/documents/04 Units/Unit 02 - Individual Growth and Life Readiness - Me, My Goals, My Money/Lesson 02.11 - Credit vs Debit and What Interest Costs.docx
+++ b/downloads/documents/04 Units/Unit 02 - Individual Growth and Life Readiness - Me, My Goals, My Money/Lesson 02.11 - Credit vs Debit and What Interest Costs.docx
@@ -218,7 +218,7 @@
         <w:pStyle w:val="FirstParagraph"/>
       </w:pPr>
       <w:r>
-        <w:t xml:space="preserve">Note on the National FCS lines: the task asked for a 2.6 credit competency. There is none in the 3.0 text (2.6 covers planning, management principles, insurance, and legal documents), and the module block prints 2.7.4, which does not exist in 3.0 (crosswalk Part E.1). 3.3.3 is the credit competency and is confirmed in the 3.0 text; 3.3.8 covers the credit score paragraph and is also confirmed.</w:t>
+        <w:t xml:space="preserve">Note on the National FCS lines: the unit plan called for a 2.6 credit competency. There is none in the 3.0 text (2.6 covers planning, management principles, insurance, and legal documents), and the module block prints 2.7.4, which does not exist in 3.0 (crosswalk Part E.1). 3.3.3 is the credit competency and is confirmed in the 3.0 text; 3.3.8 covers the credit score paragraph and is also confirmed.</w:t>
       </w:r>
     </w:p>
     <w:p>
